--- a/text/part1/02HazeENPF.docx
+++ b/text/part1/02HazeENPF.docx
@@ -181,7 +181,13 @@
     </w:p>
     <w:p>
       <w:r>
-        <w:t>The weather, as often happens in the mountains, had shifted abruptly. The sun had vanished behind a layer of low, dense cloud, and a fresh, distinctly cool wind had picked up. The change did nothing to dampen my mood. On the contrary—breathing in the crisp mountain air, I felt alert, energized.</w:t>
+        <w:t>The weather, as often happens in the mountains, had shifted abruptly. The sun had vanished behind a layer of low, dense cloud, and a fresh, distinctly c</w:t>
+      </w:r>
+      <w:r>
+        <w:t>old</w:t>
+      </w:r>
+      <w:r>
+        <w:t xml:space="preserve"> wind had picked up. The change did nothing to dampen my mood. On the contrary—breathing in the crisp mountain air, I felt alert, energized.</w:t>
       </w:r>
     </w:p>
     <w:p>
@@ -300,7 +306,25 @@
         <w:t>wranglers</w:t>
       </w:r>
       <w:r>
-        <w:t>: loose linen shirt and trousers, a leather vest, belt, and boots, along with the traditional shepherd’s hat—its soft, drooping brim shading the face not only from the sun, but from unwanted attention.</w:t>
+        <w:t xml:space="preserve">: loose linen shirt and trousers, a leather </w:t>
+      </w:r>
+      <w:r>
+        <w:t>jacket</w:t>
+      </w:r>
+      <w:r>
+        <w:t xml:space="preserve">, belt, and boots, along with the traditional shepherd’s hat—its soft, drooping brim </w:t>
+      </w:r>
+      <w:r>
+        <w:t>protecting</w:t>
+      </w:r>
+      <w:r>
+        <w:t xml:space="preserve"> not only from the sun</w:t>
+      </w:r>
+      <w:r>
+        <w:t xml:space="preserve"> and wind</w:t>
+      </w:r>
+      <w:r>
+        <w:t>, but from unwanted attention.</w:t>
       </w:r>
     </w:p>
     <w:p>
@@ -315,7 +339,13 @@
     </w:p>
     <w:p>
       <w:r>
-        <w:t>Adjusting my practical hat and settling my pack more comfortably on my shoulders, I took another deep, satisfied breath of the cool, sweet mountain air.</w:t>
+        <w:t>Adjusting my practical hat and settling my pack more comfortably on my shoulders, I took another deep, satisfied breath of the co</w:t>
+      </w:r>
+      <w:r>
+        <w:t>ld</w:t>
+      </w:r>
+      <w:r>
+        <w:t>, sweet mountain air.</w:t>
       </w:r>
     </w:p>
     <w:p>
@@ -1818,6 +1848,7 @@
   <w:style w:type="character" w:default="1" w:styleId="DefaultParagraphFont">
     <w:name w:val="Default Paragraph Font"/>
     <w:uiPriority w:val="1"/>
+    <w:semiHidden/>
     <w:unhideWhenUsed/>
   </w:style>
   <w:style w:type="table" w:default="1" w:styleId="TableNormal">

--- a/text/part1/02HazeENPF.docx
+++ b/text/part1/02HazeENPF.docx
@@ -46,7 +46,13 @@
         <w:t>Storm</w:t>
       </w:r>
       <w:r>
-        <w:t>’s flow there is simply too strong—it sweeps away any nascent formations before they can stabilize. As a result, the zone where nuggets actually form begins several kilometers away from the Gate.</w:t>
+        <w:t xml:space="preserve">’s flow there is simply too strong—it sweeps away any nascent formations before they can stabilize. As a result, the zone where nuggets actually form begins </w:t>
+      </w:r>
+      <w:r>
+        <w:t>a couple of</w:t>
+      </w:r>
+      <w:r>
+        <w:t xml:space="preserve"> kilometers away from the Gate.</w:t>
       </w:r>
     </w:p>
     <w:p>
@@ -166,7 +172,13 @@
     </w:p>
     <w:p>
       <w:r>
-        <w:t>And code A—“Aaron”—signaled an immediate full-team convergence in response to a maximum-level threat. In that case, Augusto and three additional AMO agents—covertly positioned at key points along my route—would also join the engagement.</w:t>
+        <w:t>And code A—“Aaron”—signaled an immediate full-team convergence in response to a maximum-level threat. In that case, Augusto and three additional A</w:t>
+      </w:r>
+      <w:r>
+        <w:t>I</w:t>
+      </w:r>
+      <w:r>
+        <w:t>O agents—covertly positioned at key points along my route—would also join the engagement.</w:t>
       </w:r>
     </w:p>
     <w:p>
